--- a/Project Rooms/Operating Agreements/sources/Jeff Watson/Simplified OA Subfiles/Reassembled OA Check - 00 - Reassembled Verification - Simplified OA with Jeff Watson tracked edits.docx
+++ b/Project Rooms/Operating Agreements/sources/Jeff Watson/Simplified OA Subfiles/Reassembled OA Check - 00 - Reassembled Verification - Simplified OA with Jeff Watson tracked edits.docx
@@ -7078,6 +7078,15 @@
           <w:color w:val="0070C0"/>
         </w:rPr>
         <w:t xml:space="preserve"> replaced, resigns, or is removed. Attending a meeting or approving its minutes counts as accepting the Manager role.</w:t>
+      </w:r>
+    </w:p>
+    <w:p>
+      <w:r>
+        <w:rPr>
+          <w:b w:val="0"/>
+          <w:color w:val="008000"/>
+        </w:rPr>
+        <w:t>Current Manager(s). Joshua Kennedy is the current Manager of the Company and will serve until replaced, resignation, or removal under this Agreement.</w:t>
       </w:r>
     </w:p>
     <w:p>
@@ -11648,11 +11657,17 @@
     <w:p>
       <w:pPr>
         <w:pStyle w:val="Heading1"/>
+        <w:pageBreakBefore/>
+        <w:spacing w:before="0" w:after="120"/>
         <w:rPr>
           <w:color w:val="4F81BD" w:themeColor="accent1"/>
         </w:rPr>
       </w:pPr>
       <w:r>
+        <w:rPr>
+          <w:b/>
+          <w:sz w:val="22"/>
+        </w:rPr>
         <w:lastRenderedPageBreak/>
         <w:t>CERTIFICATION</w:t>
       </w:r>
@@ -11663,6 +11678,7 @@
         <w:keepNext w:val="0"/>
         <w:keepLines w:val="0"/>
         <w:widowControl w:val="0"/>
+        <w:spacing w:before="0" w:after="160" w:line="240" w:lineRule="auto"/>
         <w:jc w:val="both"/>
         <w:rPr>
           <w:b w:val="0"/>
@@ -11675,6 +11691,7 @@
           <w:b w:val="0"/>
           <w:bCs w:val="0"/>
           <w:color w:val="auto"/>
+          <w:sz w:val="18"/>
         </w:rPr>
         <w:t xml:space="preserve">THE UNDERSIGNED, being </w:t>
       </w:r>
@@ -11684,6 +11701,7 @@
           <w:b w:val="0"/>
           <w:bCs w:val="0"/>
           <w:color w:val="auto"/>
+          <w:sz w:val="18"/>
         </w:rPr>
         <w:t>all of</w:t>
       </w:r>
@@ -11693,6 +11711,7 @@
           <w:b w:val="0"/>
           <w:bCs w:val="0"/>
           <w:color w:val="auto"/>
+          <w:sz w:val="18"/>
         </w:rPr>
         <w:t xml:space="preserve"> the Members and Manager(s) of the Company, hereby evidence their adoption and ratification of this Amended and Restated Operating Agreement for and on </w:t>
       </w:r>
@@ -11702,6 +11721,7 @@
           <w:b w:val="0"/>
           <w:bCs w:val="0"/>
           <w:color w:val="auto"/>
+          <w:sz w:val="18"/>
         </w:rPr>
         <w:t>the behalf</w:t>
       </w:r>
@@ -11711,6 +11731,7 @@
           <w:b w:val="0"/>
           <w:bCs w:val="0"/>
           <w:color w:val="auto"/>
+          <w:sz w:val="18"/>
         </w:rPr>
         <w:t xml:space="preserve"> of themselves and the Company, effective </w:t>
       </w:r>
@@ -11720,6 +11741,7 @@
           <w:b w:val="0"/>
           <w:bCs w:val="0"/>
           <w:color w:val="auto"/>
+          <w:sz w:val="18"/>
         </w:rPr>
         <w:t>June __</w:t>
       </w:r>
@@ -11729,1175 +11751,368 @@
           <w:b w:val="0"/>
           <w:bCs w:val="0"/>
           <w:color w:val="auto"/>
+          <w:sz w:val="18"/>
         </w:rPr>
         <w:t>__, 2025.</w:t>
       </w:r>
     </w:p>
+    <w:tbl>
+      <w:tblPr>
+        <w:tblW w:type="auto" w:w="0"/>
+        <w:jc w:val="center"/>
+        <w:tblLayout w:type="fixed"/>
+        <w:tblLook w:firstColumn="1" w:firstRow="1" w:lastColumn="0" w:lastRow="0" w:noHBand="0" w:noVBand="1" w:val="04A0"/>
+      </w:tblPr>
+      <w:tblGrid>
+        <w:gridCol w:w="4680"/>
+        <w:gridCol w:w="4680"/>
+      </w:tblGrid>
+      <w:tr>
+        <w:tc>
+          <w:tcPr>
+            <w:tcW w:type="dxa" w:w="4608"/>
+            <w:vAlign w:val="top"/>
+            <w:tcBorders>
+              <w:top w:val="nil"/>
+              <w:left w:val="nil"/>
+              <w:bottom w:val="nil"/>
+              <w:right w:val="nil"/>
+              <w:insideH w:val="nil"/>
+              <w:insideV w:val="nil"/>
+            </w:tcBorders>
+            <w:tcMar>
+              <w:top w:w="40" w:type="dxa"/>
+              <w:start w:w="80" w:type="dxa"/>
+              <w:bottom w:w="40" w:type="dxa"/>
+              <w:end w:w="80" w:type="dxa"/>
+            </w:tcMar>
+          </w:tcPr>
+          <w:p>
+            <w:pPr>
+              <w:spacing w:before="0" w:after="40" w:line="240" w:lineRule="auto"/>
+            </w:pPr>
+            <w:r>
+              <w:rPr>
+                <w:b/>
+                <w:sz w:val="18"/>
+              </w:rPr>
+              <w:t>Heritage IRA, FBO Wesley Dale Browning HSA #99169956</w:t>
+            </w:r>
+          </w:p>
+          <w:p>
+            <w:pPr>
+              <w:spacing w:before="0" w:after="0" w:line="240" w:lineRule="auto"/>
+            </w:pPr>
+            <w:r>
+              <w:rPr>
+                <w:b w:val="0"/>
+                <w:sz w:val="18"/>
+              </w:rPr>
+              <w:t>By: ________________________________</w:t>
+            </w:r>
+          </w:p>
+          <w:p>
+            <w:pPr>
+              <w:spacing w:before="0" w:after="60" w:line="240" w:lineRule="auto"/>
+            </w:pPr>
+            <w:r>
+              <w:rPr>
+                <w:b w:val="0"/>
+                <w:sz w:val="16"/>
+              </w:rPr>
+              <w:t>as an authorized signer</w:t>
+            </w:r>
+          </w:p>
+          <w:p>
+            <w:pPr>
+              <w:spacing w:before="0" w:after="0" w:line="240" w:lineRule="auto"/>
+            </w:pPr>
+            <w:r>
+              <w:rPr>
+                <w:b w:val="0"/>
+                <w:sz w:val="16"/>
+              </w:rPr>
+              <w:t>Read and approved for investment by:</w:t>
+            </w:r>
+          </w:p>
+          <w:p>
+            <w:pPr>
+              <w:spacing w:before="0" w:after="0" w:line="240" w:lineRule="auto"/>
+            </w:pPr>
+            <w:r>
+              <w:rPr>
+                <w:b w:val="0"/>
+                <w:sz w:val="18"/>
+              </w:rPr>
+              <w:t>____________________________________</w:t>
+            </w:r>
+          </w:p>
+          <w:p>
+            <w:pPr>
+              <w:spacing w:before="0" w:after="120" w:line="240" w:lineRule="auto"/>
+            </w:pPr>
+            <w:r>
+              <w:rPr>
+                <w:b w:val="0"/>
+                <w:sz w:val="16"/>
+              </w:rPr>
+              <w:t>Wesley Dale Browning, Accountholder</w:t>
+            </w:r>
+          </w:p>
+        </w:tc>
+        <w:tc>
+          <w:tcPr>
+            <w:tcW w:type="dxa" w:w="4608"/>
+            <w:vAlign w:val="top"/>
+            <w:tcBorders>
+              <w:top w:val="nil"/>
+              <w:left w:val="nil"/>
+              <w:bottom w:val="nil"/>
+              <w:right w:val="nil"/>
+              <w:insideH w:val="nil"/>
+              <w:insideV w:val="nil"/>
+            </w:tcBorders>
+            <w:tcMar>
+              <w:top w:w="40" w:type="dxa"/>
+              <w:start w:w="80" w:type="dxa"/>
+              <w:bottom w:w="40" w:type="dxa"/>
+              <w:end w:w="80" w:type="dxa"/>
+            </w:tcMar>
+          </w:tcPr>
+          <w:p>
+            <w:pPr>
+              <w:spacing w:before="0" w:after="40" w:line="240" w:lineRule="auto"/>
+            </w:pPr>
+            <w:r>
+              <w:rPr>
+                <w:b/>
+                <w:sz w:val="18"/>
+              </w:rPr>
+              <w:t>Heritage IRA, FBO Wesley Dale Browning Roth IRA #8870274</w:t>
+            </w:r>
+          </w:p>
+          <w:p>
+            <w:pPr>
+              <w:spacing w:before="0" w:after="0" w:line="240" w:lineRule="auto"/>
+            </w:pPr>
+            <w:r>
+              <w:rPr>
+                <w:b w:val="0"/>
+                <w:sz w:val="18"/>
+              </w:rPr>
+              <w:t>By: ________________________________</w:t>
+            </w:r>
+          </w:p>
+          <w:p>
+            <w:pPr>
+              <w:spacing w:before="0" w:after="60" w:line="240" w:lineRule="auto"/>
+            </w:pPr>
+            <w:r>
+              <w:rPr>
+                <w:b w:val="0"/>
+                <w:sz w:val="16"/>
+              </w:rPr>
+              <w:t>as an authorized signer</w:t>
+            </w:r>
+          </w:p>
+          <w:p>
+            <w:pPr>
+              <w:spacing w:before="0" w:after="0" w:line="240" w:lineRule="auto"/>
+            </w:pPr>
+            <w:r>
+              <w:rPr>
+                <w:b w:val="0"/>
+                <w:sz w:val="16"/>
+              </w:rPr>
+              <w:t>Read and approved for investment by:</w:t>
+            </w:r>
+          </w:p>
+          <w:p>
+            <w:pPr>
+              <w:spacing w:before="0" w:after="0" w:line="240" w:lineRule="auto"/>
+            </w:pPr>
+            <w:r>
+              <w:rPr>
+                <w:b w:val="0"/>
+                <w:sz w:val="18"/>
+              </w:rPr>
+              <w:t>____________________________________</w:t>
+            </w:r>
+          </w:p>
+          <w:p>
+            <w:pPr>
+              <w:spacing w:before="0" w:after="120" w:line="240" w:lineRule="auto"/>
+            </w:pPr>
+            <w:r>
+              <w:rPr>
+                <w:b w:val="0"/>
+                <w:sz w:val="16"/>
+              </w:rPr>
+              <w:t>Wesley Dale Browning, Accountholder</w:t>
+            </w:r>
+          </w:p>
+        </w:tc>
+      </w:tr>
+      <w:tr>
+        <w:tc>
+          <w:tcPr>
+            <w:tcW w:type="dxa" w:w="4608"/>
+            <w:vAlign w:val="top"/>
+            <w:tcBorders>
+              <w:top w:val="nil"/>
+              <w:left w:val="nil"/>
+              <w:bottom w:val="nil"/>
+              <w:right w:val="nil"/>
+              <w:insideH w:val="nil"/>
+              <w:insideV w:val="nil"/>
+            </w:tcBorders>
+            <w:tcMar>
+              <w:top w:w="40" w:type="dxa"/>
+              <w:start w:w="80" w:type="dxa"/>
+              <w:bottom w:w="40" w:type="dxa"/>
+              <w:end w:w="80" w:type="dxa"/>
+            </w:tcMar>
+          </w:tcPr>
+          <w:p>
+            <w:pPr>
+              <w:spacing w:before="0" w:after="40" w:line="240" w:lineRule="auto"/>
+            </w:pPr>
+            <w:r>
+              <w:rPr>
+                <w:b/>
+                <w:sz w:val="18"/>
+              </w:rPr>
+              <w:t>Heritage IRA, FBO Jeanette W. Hollinger Roth IRA #61077178</w:t>
+            </w:r>
+          </w:p>
+          <w:p>
+            <w:pPr>
+              <w:spacing w:before="0" w:after="0" w:line="240" w:lineRule="auto"/>
+            </w:pPr>
+            <w:r>
+              <w:rPr>
+                <w:b w:val="0"/>
+                <w:sz w:val="18"/>
+              </w:rPr>
+              <w:t>By: ________________________________</w:t>
+            </w:r>
+          </w:p>
+          <w:p>
+            <w:pPr>
+              <w:spacing w:before="0" w:after="60" w:line="240" w:lineRule="auto"/>
+            </w:pPr>
+            <w:r>
+              <w:rPr>
+                <w:b w:val="0"/>
+                <w:sz w:val="16"/>
+              </w:rPr>
+              <w:t>as an authorized signer</w:t>
+            </w:r>
+          </w:p>
+          <w:p>
+            <w:pPr>
+              <w:spacing w:before="0" w:after="0" w:line="240" w:lineRule="auto"/>
+            </w:pPr>
+            <w:r>
+              <w:rPr>
+                <w:b w:val="0"/>
+                <w:sz w:val="16"/>
+              </w:rPr>
+              <w:t>Read and approved for investment by:</w:t>
+            </w:r>
+          </w:p>
+          <w:p>
+            <w:pPr>
+              <w:spacing w:before="0" w:after="0" w:line="240" w:lineRule="auto"/>
+            </w:pPr>
+            <w:r>
+              <w:rPr>
+                <w:b w:val="0"/>
+                <w:sz w:val="18"/>
+              </w:rPr>
+              <w:t>____________________________________</w:t>
+            </w:r>
+          </w:p>
+          <w:p>
+            <w:pPr>
+              <w:spacing w:before="0" w:after="120" w:line="240" w:lineRule="auto"/>
+            </w:pPr>
+            <w:r>
+              <w:rPr>
+                <w:b w:val="0"/>
+                <w:sz w:val="16"/>
+              </w:rPr>
+              <w:t>Jeanette W. Hollinger</w:t>
+            </w:r>
+          </w:p>
+        </w:tc>
+        <w:tc>
+          <w:tcPr>
+            <w:tcW w:type="dxa" w:w="4608"/>
+            <w:vAlign w:val="top"/>
+            <w:tcBorders>
+              <w:top w:val="nil"/>
+              <w:left w:val="nil"/>
+              <w:bottom w:val="nil"/>
+              <w:right w:val="nil"/>
+              <w:insideH w:val="nil"/>
+              <w:insideV w:val="nil"/>
+            </w:tcBorders>
+            <w:tcMar>
+              <w:top w:w="40" w:type="dxa"/>
+              <w:start w:w="80" w:type="dxa"/>
+              <w:bottom w:w="40" w:type="dxa"/>
+              <w:end w:w="80" w:type="dxa"/>
+            </w:tcMar>
+          </w:tcPr>
+          <w:p>
+            <w:pPr>
+              <w:spacing w:before="0" w:after="40" w:line="240" w:lineRule="auto"/>
+            </w:pPr>
+            <w:r>
+              <w:rPr>
+                <w:b/>
+                <w:color w:val="008000"/>
+                <w:sz w:val="18"/>
+              </w:rPr>
+              <w:t>Manager:</w:t>
+            </w:r>
+          </w:p>
+          <w:p>
+            <w:pPr>
+              <w:spacing w:before="0" w:after="0" w:line="240" w:lineRule="auto"/>
+            </w:pPr>
+            <w:r>
+              <w:rPr>
+                <w:b w:val="0"/>
+                <w:color w:val="008000"/>
+                <w:sz w:val="18"/>
+              </w:rPr>
+              <w:t>By: ________________________________</w:t>
+            </w:r>
+          </w:p>
+          <w:p>
+            <w:pPr>
+              <w:spacing w:before="0" w:after="120" w:line="240" w:lineRule="auto"/>
+            </w:pPr>
+            <w:r>
+              <w:rPr>
+                <w:b w:val="0"/>
+                <w:color w:val="008000"/>
+                <w:sz w:val="16"/>
+              </w:rPr>
+              <w:t>Joshua Kennedy, Manager</w:t>
+            </w:r>
+          </w:p>
+        </w:tc>
+      </w:tr>
+    </w:tbl>
     <w:p>
       <w:pPr>
         <w:pStyle w:val="Heading1"/>
         <w:keepNext w:val="0"/>
         <w:keepLines w:val="0"/>
-        <w:widowControl w:val="0"/>
-        <w:spacing w:before="0"/>
-        <w:jc w:val="both"/>
-        <w:rPr>
-          <w:b w:val="0"/>
-          <w:bCs w:val="0"/>
-          <w:color w:val="auto"/>
-        </w:rPr>
-      </w:pPr>
-    </w:p>
-    <w:p>
-      <w:pPr>
-        <w:pStyle w:val="Heading1"/>
-        <w:keepNext w:val="0"/>
-        <w:keepLines w:val="0"/>
-        <w:widowControl w:val="0"/>
-        <w:spacing w:before="0"/>
-        <w:ind w:left="3240"/>
-        <w:jc w:val="left"/>
-        <w:rPr>
-          <w:color w:val="auto"/>
-          <w:sz w:val="22"/>
-          <w:szCs w:val="22"/>
-          <w:u w:val="single"/>
-        </w:rPr>
-      </w:pPr>
-      <w:r>
-        <w:rPr>
-          <w:color w:val="auto"/>
-          <w:sz w:val="22"/>
-          <w:szCs w:val="22"/>
-        </w:rPr>
-        <w:t xml:space="preserve">Heritage IRA, FBO Wesley Dale Browning </w:t>
-      </w:r>
-      <w:proofErr w:type="gramStart"/>
-      <w:r>
-        <w:rPr>
-          <w:color w:val="auto"/>
-          <w:sz w:val="22"/>
-          <w:szCs w:val="22"/>
-        </w:rPr>
-        <w:t>HSA</w:t>
-      </w:r>
-      <w:r>
-        <w:rPr>
-          <w:color w:val="auto"/>
-          <w:sz w:val="22"/>
-          <w:szCs w:val="22"/>
-        </w:rPr>
-        <w:t xml:space="preserve"> </w:t>
-      </w:r>
-      <w:r>
-        <w:rPr>
-          <w:color w:val="auto"/>
-          <w:sz w:val="22"/>
-          <w:szCs w:val="22"/>
-        </w:rPr>
-        <w:t xml:space="preserve"> </w:t>
-      </w:r>
-      <w:r>
-        <w:rPr>
-          <w:color w:val="auto"/>
-          <w:sz w:val="22"/>
-          <w:szCs w:val="22"/>
-          <w:u w:val="single"/>
-        </w:rPr>
-        <w:t>#</w:t>
-      </w:r>
-      <w:proofErr w:type="gramEnd"/>
-      <w:r>
-        <w:rPr>
-          <w:color w:val="auto"/>
-          <w:sz w:val="22"/>
-          <w:szCs w:val="22"/>
-          <w:u w:val="single"/>
-        </w:rPr>
-        <w:t>99169956</w:t>
-      </w:r>
-    </w:p>
-    <w:p>
-      <w:pPr>
-        <w:pStyle w:val="Heading1"/>
-        <w:keepNext w:val="0"/>
-        <w:keepLines w:val="0"/>
-        <w:widowControl w:val="0"/>
-        <w:spacing w:before="0"/>
-        <w:ind w:left="3240"/>
-        <w:jc w:val="left"/>
-        <w:rPr>
-          <w:b w:val="0"/>
-          <w:bCs w:val="0"/>
-          <w:color w:val="auto"/>
-          <w:sz w:val="22"/>
-          <w:szCs w:val="22"/>
-        </w:rPr>
-      </w:pPr>
-      <w:proofErr w:type="gramStart"/>
-      <w:r>
-        <w:rPr>
-          <w:b w:val="0"/>
-          <w:bCs w:val="0"/>
-          <w:color w:val="auto"/>
-          <w:sz w:val="22"/>
-          <w:szCs w:val="22"/>
-        </w:rPr>
-        <w:t>By:</w:t>
-      </w:r>
-      <w:r>
-        <w:rPr>
-          <w:b w:val="0"/>
-          <w:bCs w:val="0"/>
-          <w:color w:val="auto"/>
-          <w:sz w:val="22"/>
-          <w:szCs w:val="22"/>
-          <w:u w:val="single"/>
-        </w:rPr>
-        <w:tab/>
-      </w:r>
-      <w:r>
-        <w:rPr>
-          <w:b w:val="0"/>
-          <w:bCs w:val="0"/>
-          <w:color w:val="auto"/>
-          <w:sz w:val="22"/>
-          <w:szCs w:val="22"/>
-          <w:u w:val="single"/>
-        </w:rPr>
-        <w:tab/>
-      </w:r>
-      <w:r>
-        <w:rPr>
-          <w:b w:val="0"/>
-          <w:bCs w:val="0"/>
-          <w:color w:val="auto"/>
-          <w:sz w:val="22"/>
-          <w:szCs w:val="22"/>
-          <w:u w:val="single"/>
-        </w:rPr>
-        <w:tab/>
-      </w:r>
-      <w:r>
-        <w:rPr>
-          <w:b w:val="0"/>
-          <w:bCs w:val="0"/>
-          <w:color w:val="auto"/>
-          <w:sz w:val="22"/>
-          <w:szCs w:val="22"/>
-          <w:u w:val="single"/>
-        </w:rPr>
-        <w:tab/>
-      </w:r>
-      <w:r>
-        <w:rPr>
-          <w:b w:val="0"/>
-          <w:bCs w:val="0"/>
-          <w:color w:val="auto"/>
-          <w:sz w:val="22"/>
-          <w:szCs w:val="22"/>
-          <w:u w:val="single"/>
-        </w:rPr>
-        <w:tab/>
-      </w:r>
-      <w:r>
-        <w:rPr>
-          <w:b w:val="0"/>
-          <w:bCs w:val="0"/>
-          <w:color w:val="auto"/>
-          <w:sz w:val="22"/>
-          <w:szCs w:val="22"/>
-          <w:u w:val="single"/>
-        </w:rPr>
-        <w:tab/>
-      </w:r>
-      <w:r>
-        <w:rPr>
-          <w:b w:val="0"/>
-          <w:bCs w:val="0"/>
-          <w:color w:val="auto"/>
-          <w:sz w:val="22"/>
-          <w:szCs w:val="22"/>
-          <w:u w:val="single"/>
-        </w:rPr>
-        <w:tab/>
-      </w:r>
-      <w:r>
-        <w:rPr>
-          <w:b w:val="0"/>
-          <w:bCs w:val="0"/>
-          <w:color w:val="auto"/>
-          <w:sz w:val="22"/>
-          <w:szCs w:val="22"/>
-        </w:rPr>
-        <w:t>,</w:t>
-      </w:r>
-      <w:proofErr w:type="gramEnd"/>
-      <w:r>
-        <w:rPr>
-          <w:b w:val="0"/>
-          <w:bCs w:val="0"/>
-          <w:color w:val="auto"/>
-          <w:sz w:val="22"/>
-          <w:szCs w:val="22"/>
-        </w:rPr>
-        <w:t xml:space="preserve"> </w:t>
-      </w:r>
-    </w:p>
-    <w:p>
-      <w:pPr>
-        <w:pStyle w:val="Heading1"/>
-        <w:keepNext w:val="0"/>
-        <w:keepLines w:val="0"/>
-        <w:widowControl w:val="0"/>
-        <w:spacing w:before="0"/>
-        <w:ind w:left="3240"/>
-        <w:jc w:val="left"/>
-        <w:rPr>
-          <w:b w:val="0"/>
-          <w:bCs w:val="0"/>
-          <w:color w:val="auto"/>
-          <w:sz w:val="22"/>
-          <w:szCs w:val="22"/>
-        </w:rPr>
-      </w:pPr>
-      <w:r>
-        <w:rPr>
-          <w:b w:val="0"/>
-          <w:bCs w:val="0"/>
-          <w:color w:val="auto"/>
-          <w:sz w:val="22"/>
-          <w:szCs w:val="22"/>
-        </w:rPr>
-        <w:t>as an authorized signer</w:t>
-      </w:r>
-    </w:p>
-    <w:p>
-      <w:pPr>
-        <w:pStyle w:val="Heading1"/>
-        <w:keepNext w:val="0"/>
-        <w:keepLines w:val="0"/>
-        <w:widowControl w:val="0"/>
-        <w:spacing w:before="0"/>
-        <w:ind w:left="3240"/>
-        <w:jc w:val="left"/>
-        <w:rPr>
-          <w:color w:val="auto"/>
-          <w:sz w:val="22"/>
-          <w:szCs w:val="22"/>
-        </w:rPr>
-      </w:pPr>
-      <w:r>
-        <w:rPr>
-          <w:color w:val="auto"/>
-          <w:sz w:val="22"/>
-          <w:szCs w:val="22"/>
-        </w:rPr>
-        <w:t>Read and approved for investment by:</w:t>
-      </w:r>
-    </w:p>
-    <w:p>
-      <w:pPr>
-        <w:pStyle w:val="Heading1"/>
-        <w:keepNext w:val="0"/>
-        <w:keepLines w:val="0"/>
-        <w:widowControl w:val="0"/>
-        <w:spacing w:before="0"/>
-        <w:ind w:left="3240"/>
-        <w:jc w:val="left"/>
-        <w:rPr>
-          <w:b w:val="0"/>
-          <w:bCs w:val="0"/>
-          <w:color w:val="auto"/>
-          <w:sz w:val="22"/>
-          <w:szCs w:val="22"/>
-        </w:rPr>
-      </w:pPr>
-      <w:r>
-        <w:rPr>
-          <w:b w:val="0"/>
-          <w:bCs w:val="0"/>
-          <w:color w:val="auto"/>
-          <w:sz w:val="22"/>
-          <w:szCs w:val="22"/>
-          <w:u w:val="single"/>
-        </w:rPr>
-        <w:tab/>
-      </w:r>
-      <w:r>
-        <w:rPr>
-          <w:b w:val="0"/>
-          <w:bCs w:val="0"/>
-          <w:color w:val="auto"/>
-          <w:sz w:val="22"/>
-          <w:szCs w:val="22"/>
-          <w:u w:val="single"/>
-        </w:rPr>
-        <w:tab/>
-      </w:r>
-      <w:r>
-        <w:rPr>
-          <w:b w:val="0"/>
-          <w:bCs w:val="0"/>
-          <w:color w:val="auto"/>
-          <w:sz w:val="22"/>
-          <w:szCs w:val="22"/>
-          <w:u w:val="single"/>
-        </w:rPr>
-        <w:tab/>
-      </w:r>
-      <w:r>
-        <w:rPr>
-          <w:b w:val="0"/>
-          <w:bCs w:val="0"/>
-          <w:color w:val="auto"/>
-          <w:sz w:val="22"/>
-          <w:szCs w:val="22"/>
-          <w:u w:val="single"/>
-        </w:rPr>
-        <w:tab/>
-      </w:r>
-      <w:r>
-        <w:rPr>
-          <w:b w:val="0"/>
-          <w:bCs w:val="0"/>
-          <w:color w:val="auto"/>
-          <w:sz w:val="22"/>
-          <w:szCs w:val="22"/>
-          <w:u w:val="single"/>
-        </w:rPr>
-        <w:tab/>
-      </w:r>
-      <w:r>
-        <w:rPr>
-          <w:b w:val="0"/>
-          <w:bCs w:val="0"/>
-          <w:color w:val="auto"/>
-          <w:sz w:val="22"/>
-          <w:szCs w:val="22"/>
-          <w:u w:val="single"/>
-        </w:rPr>
-        <w:tab/>
-      </w:r>
-      <w:r>
-        <w:rPr>
-          <w:b w:val="0"/>
-          <w:bCs w:val="0"/>
-          <w:color w:val="auto"/>
-          <w:sz w:val="22"/>
-          <w:szCs w:val="22"/>
-          <w:u w:val="single"/>
-        </w:rPr>
-        <w:tab/>
-      </w:r>
-    </w:p>
-    <w:p>
-      <w:pPr>
-        <w:pStyle w:val="Heading1"/>
-        <w:keepNext w:val="0"/>
-        <w:keepLines w:val="0"/>
-        <w:widowControl w:val="0"/>
-        <w:spacing w:before="0"/>
-        <w:ind w:left="3240"/>
-        <w:jc w:val="left"/>
-        <w:rPr>
-          <w:b w:val="0"/>
-          <w:bCs w:val="0"/>
-          <w:color w:val="auto"/>
-          <w:sz w:val="22"/>
-          <w:szCs w:val="22"/>
-        </w:rPr>
-      </w:pPr>
-      <w:r>
-        <w:rPr>
-          <w:b w:val="0"/>
-          <w:bCs w:val="0"/>
-          <w:color w:val="auto"/>
-          <w:sz w:val="22"/>
-          <w:szCs w:val="22"/>
-        </w:rPr>
-        <w:t>Wesley Dale Browning, Accountholder</w:t>
-      </w:r>
-    </w:p>
-    <w:p>
-      <w:pPr>
-        <w:widowControl w:val="0"/>
-        <w:ind w:left="3240"/>
-        <w:rPr>
-          <w:sz w:val="22"/>
-        </w:rPr>
-      </w:pPr>
-    </w:p>
-    <w:p>
-      <w:pPr>
-        <w:pStyle w:val="Heading1"/>
-        <w:keepNext w:val="0"/>
-        <w:keepLines w:val="0"/>
-        <w:widowControl w:val="0"/>
-        <w:spacing w:before="0"/>
-        <w:ind w:left="3240"/>
-        <w:jc w:val="left"/>
-        <w:rPr>
-          <w:color w:val="auto"/>
-          <w:sz w:val="22"/>
-          <w:szCs w:val="22"/>
-        </w:rPr>
-      </w:pPr>
-      <w:r>
-        <w:rPr>
-          <w:color w:val="auto"/>
-          <w:sz w:val="22"/>
-          <w:szCs w:val="22"/>
-        </w:rPr>
-        <w:t>Heritage IRA, FBO Wesley Dale Browning Roth</w:t>
-      </w:r>
-      <w:r>
-        <w:rPr>
-          <w:color w:val="auto"/>
-          <w:sz w:val="22"/>
-          <w:szCs w:val="22"/>
-        </w:rPr>
-        <w:t xml:space="preserve"> </w:t>
-      </w:r>
-      <w:r>
-        <w:rPr>
-          <w:color w:val="auto"/>
-          <w:sz w:val="22"/>
-          <w:szCs w:val="22"/>
-        </w:rPr>
-        <w:t>IRA #</w:t>
-      </w:r>
-      <w:r>
-        <w:rPr>
-          <w:color w:val="auto"/>
-          <w:sz w:val="22"/>
-          <w:szCs w:val="22"/>
-          <w:u w:val="single"/>
-        </w:rPr>
-        <w:t>8870274</w:t>
-      </w:r>
-      <w:r>
-        <w:rPr>
-          <w:rFonts w:ascii="Calibri" w:eastAsia="Calibri" w:hAnsi="Calibri" w:cs="Calibri"/>
-          <w:sz w:val="24"/>
-        </w:rPr>
-        <w:t xml:space="preserve">  </w:t>
-      </w:r>
-    </w:p>
-    <w:p>
-      <w:pPr>
-        <w:pStyle w:val="Heading1"/>
-        <w:keepNext w:val="0"/>
-        <w:keepLines w:val="0"/>
-        <w:widowControl w:val="0"/>
-        <w:spacing w:before="0"/>
-        <w:ind w:left="3240"/>
-        <w:jc w:val="left"/>
-        <w:rPr>
-          <w:b w:val="0"/>
-          <w:bCs w:val="0"/>
-          <w:color w:val="auto"/>
-          <w:sz w:val="22"/>
-          <w:szCs w:val="22"/>
-        </w:rPr>
-      </w:pPr>
-      <w:proofErr w:type="gramStart"/>
-      <w:r>
-        <w:rPr>
-          <w:b w:val="0"/>
-          <w:bCs w:val="0"/>
-          <w:color w:val="auto"/>
-          <w:sz w:val="22"/>
-          <w:szCs w:val="22"/>
-        </w:rPr>
-        <w:t>By:</w:t>
-      </w:r>
-      <w:r>
-        <w:rPr>
-          <w:b w:val="0"/>
-          <w:bCs w:val="0"/>
-          <w:color w:val="auto"/>
-          <w:sz w:val="22"/>
-          <w:szCs w:val="22"/>
-          <w:u w:val="single"/>
-        </w:rPr>
-        <w:tab/>
-      </w:r>
-      <w:r>
-        <w:rPr>
-          <w:b w:val="0"/>
-          <w:bCs w:val="0"/>
-          <w:color w:val="auto"/>
-          <w:sz w:val="22"/>
-          <w:szCs w:val="22"/>
-          <w:u w:val="single"/>
-        </w:rPr>
-        <w:tab/>
-      </w:r>
-      <w:r>
-        <w:rPr>
-          <w:b w:val="0"/>
-          <w:bCs w:val="0"/>
-          <w:color w:val="auto"/>
-          <w:sz w:val="22"/>
-          <w:szCs w:val="22"/>
-          <w:u w:val="single"/>
-        </w:rPr>
-        <w:tab/>
-      </w:r>
-      <w:r>
-        <w:rPr>
-          <w:b w:val="0"/>
-          <w:bCs w:val="0"/>
-          <w:color w:val="auto"/>
-          <w:sz w:val="22"/>
-          <w:szCs w:val="22"/>
-          <w:u w:val="single"/>
-        </w:rPr>
-        <w:tab/>
-      </w:r>
-      <w:r>
-        <w:rPr>
-          <w:b w:val="0"/>
-          <w:bCs w:val="0"/>
-          <w:color w:val="auto"/>
-          <w:sz w:val="22"/>
-          <w:szCs w:val="22"/>
-          <w:u w:val="single"/>
-        </w:rPr>
-        <w:tab/>
-      </w:r>
-      <w:r>
-        <w:rPr>
-          <w:b w:val="0"/>
-          <w:bCs w:val="0"/>
-          <w:color w:val="auto"/>
-          <w:sz w:val="22"/>
-          <w:szCs w:val="22"/>
-          <w:u w:val="single"/>
-        </w:rPr>
-        <w:tab/>
-      </w:r>
-      <w:r>
-        <w:rPr>
-          <w:b w:val="0"/>
-          <w:bCs w:val="0"/>
-          <w:color w:val="auto"/>
-          <w:sz w:val="22"/>
-          <w:szCs w:val="22"/>
-          <w:u w:val="single"/>
-        </w:rPr>
-        <w:tab/>
-      </w:r>
-      <w:r>
-        <w:rPr>
-          <w:b w:val="0"/>
-          <w:bCs w:val="0"/>
-          <w:color w:val="auto"/>
-          <w:sz w:val="22"/>
-          <w:szCs w:val="22"/>
-        </w:rPr>
-        <w:t>,</w:t>
-      </w:r>
-      <w:proofErr w:type="gramEnd"/>
-      <w:r>
-        <w:rPr>
-          <w:b w:val="0"/>
-          <w:bCs w:val="0"/>
-          <w:color w:val="auto"/>
-          <w:sz w:val="22"/>
-          <w:szCs w:val="22"/>
-        </w:rPr>
-        <w:t xml:space="preserve"> </w:t>
-      </w:r>
-    </w:p>
-    <w:p>
-      <w:pPr>
-        <w:pStyle w:val="Heading1"/>
-        <w:keepNext w:val="0"/>
-        <w:keepLines w:val="0"/>
-        <w:widowControl w:val="0"/>
-        <w:spacing w:before="0"/>
-        <w:ind w:left="3240"/>
-        <w:jc w:val="left"/>
-        <w:rPr>
-          <w:b w:val="0"/>
-          <w:bCs w:val="0"/>
-          <w:color w:val="auto"/>
-          <w:sz w:val="22"/>
-          <w:szCs w:val="22"/>
-        </w:rPr>
-      </w:pPr>
-      <w:r>
-        <w:rPr>
-          <w:b w:val="0"/>
-          <w:bCs w:val="0"/>
-          <w:color w:val="auto"/>
-          <w:sz w:val="22"/>
-          <w:szCs w:val="22"/>
-        </w:rPr>
-        <w:t>as an authorized signer</w:t>
-      </w:r>
-    </w:p>
-    <w:p>
-      <w:pPr>
-        <w:pStyle w:val="Heading1"/>
-        <w:keepNext w:val="0"/>
-        <w:keepLines w:val="0"/>
-        <w:widowControl w:val="0"/>
-        <w:spacing w:before="0"/>
-        <w:ind w:left="3240"/>
-        <w:jc w:val="left"/>
-        <w:rPr>
-          <w:color w:val="auto"/>
-          <w:sz w:val="22"/>
-          <w:szCs w:val="22"/>
-        </w:rPr>
-      </w:pPr>
-      <w:r>
-        <w:rPr>
-          <w:color w:val="auto"/>
-          <w:sz w:val="22"/>
-          <w:szCs w:val="22"/>
-        </w:rPr>
-        <w:t>Read and approved for investment by:</w:t>
-      </w:r>
-    </w:p>
-    <w:p>
-      <w:pPr>
-        <w:pStyle w:val="Heading1"/>
-        <w:keepNext w:val="0"/>
-        <w:keepLines w:val="0"/>
-        <w:widowControl w:val="0"/>
-        <w:spacing w:before="0"/>
-        <w:ind w:left="3240"/>
-        <w:jc w:val="left"/>
-        <w:rPr>
-          <w:b w:val="0"/>
-          <w:bCs w:val="0"/>
-          <w:color w:val="auto"/>
-          <w:sz w:val="22"/>
-          <w:szCs w:val="22"/>
-        </w:rPr>
-      </w:pPr>
-      <w:r>
-        <w:rPr>
-          <w:b w:val="0"/>
-          <w:bCs w:val="0"/>
-          <w:color w:val="auto"/>
-          <w:sz w:val="22"/>
-          <w:szCs w:val="22"/>
-          <w:u w:val="single"/>
-        </w:rPr>
-        <w:tab/>
-      </w:r>
-      <w:r>
-        <w:rPr>
-          <w:b w:val="0"/>
-          <w:bCs w:val="0"/>
-          <w:color w:val="auto"/>
-          <w:sz w:val="22"/>
-          <w:szCs w:val="22"/>
-          <w:u w:val="single"/>
-        </w:rPr>
-        <w:tab/>
-      </w:r>
-      <w:r>
-        <w:rPr>
-          <w:b w:val="0"/>
-          <w:bCs w:val="0"/>
-          <w:color w:val="auto"/>
-          <w:sz w:val="22"/>
-          <w:szCs w:val="22"/>
-          <w:u w:val="single"/>
-        </w:rPr>
-        <w:tab/>
-      </w:r>
-      <w:r>
-        <w:rPr>
-          <w:b w:val="0"/>
-          <w:bCs w:val="0"/>
-          <w:color w:val="auto"/>
-          <w:sz w:val="22"/>
-          <w:szCs w:val="22"/>
-          <w:u w:val="single"/>
-        </w:rPr>
-        <w:tab/>
-      </w:r>
-      <w:r>
-        <w:rPr>
-          <w:b w:val="0"/>
-          <w:bCs w:val="0"/>
-          <w:color w:val="auto"/>
-          <w:sz w:val="22"/>
-          <w:szCs w:val="22"/>
-          <w:u w:val="single"/>
-        </w:rPr>
-        <w:tab/>
-      </w:r>
-      <w:r>
-        <w:rPr>
-          <w:b w:val="0"/>
-          <w:bCs w:val="0"/>
-          <w:color w:val="auto"/>
-          <w:sz w:val="22"/>
-          <w:szCs w:val="22"/>
-          <w:u w:val="single"/>
-        </w:rPr>
-        <w:tab/>
-      </w:r>
-      <w:r>
-        <w:rPr>
-          <w:b w:val="0"/>
-          <w:bCs w:val="0"/>
-          <w:color w:val="auto"/>
-          <w:sz w:val="22"/>
-          <w:szCs w:val="22"/>
-          <w:u w:val="single"/>
-        </w:rPr>
-        <w:tab/>
-      </w:r>
-    </w:p>
-    <w:p>
-      <w:pPr>
-        <w:pStyle w:val="Heading1"/>
-        <w:keepNext w:val="0"/>
-        <w:keepLines w:val="0"/>
-        <w:widowControl w:val="0"/>
-        <w:spacing w:before="0"/>
-        <w:ind w:left="3240"/>
-        <w:jc w:val="left"/>
-        <w:rPr>
-          <w:b w:val="0"/>
-          <w:bCs w:val="0"/>
-          <w:color w:val="auto"/>
-          <w:sz w:val="22"/>
-          <w:szCs w:val="22"/>
-        </w:rPr>
-      </w:pPr>
-      <w:r>
-        <w:rPr>
-          <w:b w:val="0"/>
-          <w:bCs w:val="0"/>
-          <w:color w:val="auto"/>
-          <w:sz w:val="22"/>
-          <w:szCs w:val="22"/>
-        </w:rPr>
-        <w:t>Wesley Dale Browning, Accountholder</w:t>
-      </w:r>
-    </w:p>
-    <w:p>
-      <w:pPr>
-        <w:pStyle w:val="Heading1"/>
-        <w:keepNext w:val="0"/>
-        <w:keepLines w:val="0"/>
-        <w:widowControl w:val="0"/>
-        <w:spacing w:before="0"/>
-        <w:ind w:left="3240"/>
-        <w:jc w:val="left"/>
-        <w:rPr>
-          <w:b w:val="0"/>
-          <w:bCs w:val="0"/>
-          <w:color w:val="auto"/>
-          <w:sz w:val="22"/>
-          <w:szCs w:val="22"/>
-        </w:rPr>
-      </w:pPr>
-    </w:p>
-    <w:p>
-      <w:pPr>
-        <w:pStyle w:val="Heading1"/>
-        <w:keepNext w:val="0"/>
-        <w:keepLines w:val="0"/>
-        <w:widowControl w:val="0"/>
-        <w:spacing w:before="0"/>
-        <w:ind w:left="3240"/>
-        <w:jc w:val="left"/>
-        <w:rPr>
-          <w:b w:val="0"/>
-          <w:bCs w:val="0"/>
-          <w:color w:val="auto"/>
-          <w:sz w:val="22"/>
-          <w:szCs w:val="22"/>
-        </w:rPr>
-      </w:pPr>
-    </w:p>
-    <w:p>
-      <w:pPr>
-        <w:pStyle w:val="Heading1"/>
-        <w:keepNext w:val="0"/>
-        <w:keepLines w:val="0"/>
-        <w:widowControl w:val="0"/>
-        <w:spacing w:before="0"/>
-        <w:ind w:left="3240"/>
-        <w:jc w:val="left"/>
-        <w:rPr>
-          <w:color w:val="auto"/>
-          <w:sz w:val="22"/>
-          <w:szCs w:val="22"/>
-          <w:u w:val="single"/>
-        </w:rPr>
-      </w:pPr>
-      <w:r>
-        <w:rPr>
-          <w:color w:val="auto"/>
-          <w:sz w:val="22"/>
-          <w:szCs w:val="22"/>
-        </w:rPr>
-        <w:t>Heritage IRA, FBO Jeanette W.</w:t>
-      </w:r>
-      <w:r>
-        <w:rPr>
-          <w:color w:val="auto"/>
-          <w:sz w:val="22"/>
-          <w:szCs w:val="22"/>
-        </w:rPr>
-        <w:t xml:space="preserve"> Hollinger Roth </w:t>
-      </w:r>
-      <w:r>
-        <w:rPr>
-          <w:color w:val="auto"/>
-          <w:sz w:val="22"/>
-          <w:szCs w:val="22"/>
-        </w:rPr>
-        <w:t>IRA #</w:t>
-      </w:r>
-      <w:r>
-        <w:rPr>
-          <w:color w:val="auto"/>
-          <w:sz w:val="22"/>
-          <w:szCs w:val="22"/>
-          <w:u w:val="single"/>
-        </w:rPr>
-        <w:t>61077178</w:t>
-      </w:r>
-    </w:p>
-    <w:p>
-      <w:pPr>
-        <w:pStyle w:val="Heading1"/>
-        <w:keepNext w:val="0"/>
-        <w:keepLines w:val="0"/>
-        <w:widowControl w:val="0"/>
-        <w:spacing w:before="0"/>
-        <w:ind w:left="3240"/>
-        <w:jc w:val="left"/>
-        <w:rPr>
-          <w:b w:val="0"/>
-          <w:bCs w:val="0"/>
-          <w:color w:val="auto"/>
-          <w:sz w:val="22"/>
-          <w:szCs w:val="22"/>
-        </w:rPr>
-      </w:pPr>
-      <w:proofErr w:type="gramStart"/>
-      <w:r>
-        <w:rPr>
-          <w:b w:val="0"/>
-          <w:bCs w:val="0"/>
-          <w:color w:val="auto"/>
-          <w:sz w:val="22"/>
-          <w:szCs w:val="22"/>
-        </w:rPr>
-        <w:t>By:</w:t>
-      </w:r>
-      <w:r>
-        <w:rPr>
-          <w:b w:val="0"/>
-          <w:bCs w:val="0"/>
-          <w:color w:val="auto"/>
-          <w:sz w:val="22"/>
-          <w:szCs w:val="22"/>
-          <w:u w:val="single"/>
-        </w:rPr>
-        <w:tab/>
-      </w:r>
-      <w:r>
-        <w:rPr>
-          <w:b w:val="0"/>
-          <w:bCs w:val="0"/>
-          <w:color w:val="auto"/>
-          <w:sz w:val="22"/>
-          <w:szCs w:val="22"/>
-          <w:u w:val="single"/>
-        </w:rPr>
-        <w:tab/>
-      </w:r>
-      <w:r>
-        <w:rPr>
-          <w:b w:val="0"/>
-          <w:bCs w:val="0"/>
-          <w:color w:val="auto"/>
-          <w:sz w:val="22"/>
-          <w:szCs w:val="22"/>
-          <w:u w:val="single"/>
-        </w:rPr>
-        <w:tab/>
-      </w:r>
-      <w:r>
-        <w:rPr>
-          <w:b w:val="0"/>
-          <w:bCs w:val="0"/>
-          <w:color w:val="auto"/>
-          <w:sz w:val="22"/>
-          <w:szCs w:val="22"/>
-          <w:u w:val="single"/>
-        </w:rPr>
-        <w:tab/>
-      </w:r>
-      <w:r>
-        <w:rPr>
-          <w:b w:val="0"/>
-          <w:bCs w:val="0"/>
-          <w:color w:val="auto"/>
-          <w:sz w:val="22"/>
-          <w:szCs w:val="22"/>
-          <w:u w:val="single"/>
-        </w:rPr>
-        <w:tab/>
-      </w:r>
-      <w:r>
-        <w:rPr>
-          <w:b w:val="0"/>
-          <w:bCs w:val="0"/>
-          <w:color w:val="auto"/>
-          <w:sz w:val="22"/>
-          <w:szCs w:val="22"/>
-          <w:u w:val="single"/>
-        </w:rPr>
-        <w:tab/>
-      </w:r>
-      <w:r>
-        <w:rPr>
-          <w:b w:val="0"/>
-          <w:bCs w:val="0"/>
-          <w:color w:val="auto"/>
-          <w:sz w:val="22"/>
-          <w:szCs w:val="22"/>
-          <w:u w:val="single"/>
-        </w:rPr>
-        <w:tab/>
-      </w:r>
-      <w:r>
-        <w:rPr>
-          <w:b w:val="0"/>
-          <w:bCs w:val="0"/>
-          <w:color w:val="auto"/>
-          <w:sz w:val="22"/>
-          <w:szCs w:val="22"/>
-        </w:rPr>
-        <w:t>,</w:t>
-      </w:r>
-      <w:proofErr w:type="gramEnd"/>
-      <w:r>
-        <w:rPr>
-          <w:b w:val="0"/>
-          <w:bCs w:val="0"/>
-          <w:color w:val="auto"/>
-          <w:sz w:val="22"/>
-          <w:szCs w:val="22"/>
-        </w:rPr>
-        <w:t xml:space="preserve"> </w:t>
-      </w:r>
-    </w:p>
-    <w:p>
-      <w:pPr>
-        <w:pStyle w:val="Heading1"/>
-        <w:keepNext w:val="0"/>
-        <w:keepLines w:val="0"/>
-        <w:widowControl w:val="0"/>
-        <w:spacing w:before="0"/>
-        <w:ind w:left="3240"/>
-        <w:jc w:val="left"/>
-        <w:rPr>
-          <w:b w:val="0"/>
-          <w:bCs w:val="0"/>
-          <w:color w:val="auto"/>
-          <w:sz w:val="22"/>
-          <w:szCs w:val="22"/>
-        </w:rPr>
-      </w:pPr>
-      <w:r>
-        <w:rPr>
-          <w:b w:val="0"/>
-          <w:bCs w:val="0"/>
-          <w:color w:val="auto"/>
-          <w:sz w:val="22"/>
-          <w:szCs w:val="22"/>
-        </w:rPr>
-        <w:t>as an authorized signer</w:t>
-      </w:r>
-    </w:p>
-    <w:p>
-      <w:pPr>
-        <w:pStyle w:val="Heading1"/>
-        <w:keepNext w:val="0"/>
-        <w:keepLines w:val="0"/>
-        <w:widowControl w:val="0"/>
-        <w:spacing w:before="0"/>
-        <w:ind w:left="3240"/>
-        <w:jc w:val="left"/>
-        <w:rPr>
-          <w:color w:val="auto"/>
-          <w:sz w:val="22"/>
-          <w:szCs w:val="22"/>
-        </w:rPr>
-      </w:pPr>
-      <w:r>
-        <w:rPr>
-          <w:color w:val="auto"/>
-          <w:sz w:val="22"/>
-          <w:szCs w:val="22"/>
-        </w:rPr>
-        <w:t>Read and approved for investment by:</w:t>
-      </w:r>
-    </w:p>
-    <w:p>
-      <w:pPr>
-        <w:pStyle w:val="Heading1"/>
-        <w:keepNext w:val="0"/>
-        <w:keepLines w:val="0"/>
-        <w:widowControl w:val="0"/>
-        <w:spacing w:before="0"/>
-        <w:ind w:left="3240"/>
-        <w:jc w:val="left"/>
-        <w:rPr>
-          <w:b w:val="0"/>
-          <w:bCs w:val="0"/>
-          <w:color w:val="auto"/>
-          <w:sz w:val="22"/>
-          <w:szCs w:val="22"/>
-        </w:rPr>
-      </w:pPr>
-      <w:r>
-        <w:rPr>
-          <w:b w:val="0"/>
-          <w:bCs w:val="0"/>
-          <w:color w:val="auto"/>
-          <w:sz w:val="22"/>
-          <w:szCs w:val="22"/>
-          <w:u w:val="single"/>
-        </w:rPr>
-        <w:tab/>
-      </w:r>
-      <w:r>
-        <w:rPr>
-          <w:b w:val="0"/>
-          <w:bCs w:val="0"/>
-          <w:color w:val="auto"/>
-          <w:sz w:val="22"/>
-          <w:szCs w:val="22"/>
-          <w:u w:val="single"/>
-        </w:rPr>
-        <w:tab/>
-      </w:r>
-      <w:r>
-        <w:rPr>
-          <w:b w:val="0"/>
-          <w:bCs w:val="0"/>
-          <w:color w:val="auto"/>
-          <w:sz w:val="22"/>
-          <w:szCs w:val="22"/>
-          <w:u w:val="single"/>
-        </w:rPr>
-        <w:tab/>
-      </w:r>
-      <w:r>
-        <w:rPr>
-          <w:b w:val="0"/>
-          <w:bCs w:val="0"/>
-          <w:color w:val="auto"/>
-          <w:sz w:val="22"/>
-          <w:szCs w:val="22"/>
-          <w:u w:val="single"/>
-        </w:rPr>
-        <w:tab/>
-      </w:r>
-      <w:r>
-        <w:rPr>
-          <w:b w:val="0"/>
-          <w:bCs w:val="0"/>
-          <w:color w:val="auto"/>
-          <w:sz w:val="22"/>
-          <w:szCs w:val="22"/>
-          <w:u w:val="single"/>
-        </w:rPr>
-        <w:tab/>
-      </w:r>
-      <w:r>
-        <w:rPr>
-          <w:b w:val="0"/>
-          <w:bCs w:val="0"/>
-          <w:color w:val="auto"/>
-          <w:sz w:val="22"/>
-          <w:szCs w:val="22"/>
-          <w:u w:val="single"/>
-        </w:rPr>
-        <w:tab/>
-      </w:r>
-      <w:r>
-        <w:rPr>
-          <w:b w:val="0"/>
-          <w:bCs w:val="0"/>
-          <w:color w:val="auto"/>
-          <w:sz w:val="22"/>
-          <w:szCs w:val="22"/>
-          <w:u w:val="single"/>
-        </w:rPr>
-        <w:tab/>
-      </w:r>
-    </w:p>
-    <w:p>
-      <w:pPr>
-        <w:pStyle w:val="Heading1"/>
-        <w:keepNext w:val="0"/>
-        <w:keepLines w:val="0"/>
-        <w:widowControl w:val="0"/>
-        <w:spacing w:before="0"/>
-        <w:ind w:left="3240"/>
-        <w:jc w:val="left"/>
-        <w:rPr>
-          <w:b w:val="0"/>
-          <w:bCs w:val="0"/>
-          <w:color w:val="auto"/>
-          <w:sz w:val="22"/>
-          <w:szCs w:val="22"/>
-        </w:rPr>
-      </w:pPr>
-      <w:r>
-        <w:rPr>
-          <w:b w:val="0"/>
-          <w:bCs w:val="0"/>
-          <w:color w:val="auto"/>
-          <w:sz w:val="22"/>
-          <w:szCs w:val="22"/>
-        </w:rPr>
-        <w:t>Jeanette W.</w:t>
-      </w:r>
-      <w:r>
-        <w:rPr>
-          <w:b w:val="0"/>
-          <w:bCs w:val="0"/>
-          <w:color w:val="auto"/>
-          <w:sz w:val="22"/>
-          <w:szCs w:val="22"/>
-        </w:rPr>
-        <w:t xml:space="preserve"> Hollinger</w:t>
-      </w:r>
-    </w:p>
-    <w:p>
-      <w:pPr>
-        <w:pStyle w:val="Heading1"/>
-        <w:ind w:left="3330"/>
-      </w:pPr>
-      <w:r>
-        <w:br w:type="page"/>
-      </w:r>
-    </w:p>
-    <w:p>
-      <w:pPr>
-        <w:pStyle w:val="Heading1"/>
-        <w:keepNext w:val="0"/>
-        <w:keepLines w:val="0"/>
+        <w:pageBreakBefore/>
         <w:widowControl w:val="0"/>
         <w:rPr>
           <w:color w:val="auto"/>

--- a/Project Rooms/Operating Agreements/sources/Jeff Watson/Simplified OA Subfiles/Reassembled OA Check - 00 - Reassembled Verification - Simplified OA with Jeff Watson tracked edits.docx
+++ b/Project Rooms/Operating Agreements/sources/Jeff Watson/Simplified OA Subfiles/Reassembled OA Check - 00 - Reassembled Verification - Simplified OA with Jeff Watson tracked edits.docx
@@ -7087,6 +7087,15 @@
           <w:color w:val="008000"/>
         </w:rPr>
         <w:t>Current Manager(s). Joshua Kennedy is the current Manager of the Company and will serve until replaced, resignation, or removal under this Agreement.</w:t>
+      </w:r>
+    </w:p>
+    <w:p>
+      <w:pPr/>
+      <w:r>
+        <w:rPr>
+          <w:color w:val="008000"/>
+        </w:rPr>
+        <w:t>Entity Manager Authority. Investment Services LLC may serve as a Manager of the Company. When Investment Services LLC acts as Manager, it may act through its authorized manager or other authorized representative, and that person may sign on behalf of Investment Services LLC in its capacity as Manager.</w:t>
       </w:r>
     </w:p>
     <w:p>
@@ -12102,6 +12111,55 @@
                 <w:sz w:val="16"/>
               </w:rPr>
               <w:t>Joshua Kennedy, Manager</w:t>
+            </w:r>
+          </w:p>
+          <w:p>
+            <w:r>
+              <w:rPr>
+                <w:b w:val="0"/>
+                <w:color w:val="008000"/>
+                <w:sz w:val="18"/>
+              </w:rPr>
+            </w:r>
+          </w:p>
+          <w:p>
+            <w:r>
+              <w:rPr>
+                <w:b/>
+                <w:color w:val="008000"/>
+                <w:sz w:val="18"/>
+              </w:rPr>
+              <w:t>Investment Services LLC, Manager</w:t>
+            </w:r>
+          </w:p>
+          <w:p>
+            <w:r>
+              <w:rPr>
+                <w:b w:val="0"/>
+                <w:color w:val="008000"/>
+                <w:sz w:val="18"/>
+              </w:rPr>
+              <w:t>By: ________________________________</w:t>
+            </w:r>
+          </w:p>
+          <w:p>
+            <w:r>
+              <w:rPr>
+                <w:b w:val="0"/>
+                <w:color w:val="008000"/>
+                <w:sz w:val="16"/>
+              </w:rPr>
+              <w:t>Printed Name: ______________________</w:t>
+            </w:r>
+          </w:p>
+          <w:p>
+            <w:r>
+              <w:rPr>
+                <w:b w:val="0"/>
+                <w:color w:val="008000"/>
+                <w:sz w:val="16"/>
+              </w:rPr>
+              <w:t>Title: Manager of Investment Services LLC</w:t>
             </w:r>
           </w:p>
         </w:tc>

--- a/Project Rooms/Operating Agreements/sources/Jeff Watson/Simplified OA Subfiles/Reassembled OA Check - 00 - Reassembled Verification - Simplified OA with Jeff Watson tracked edits.docx
+++ b/Project Rooms/Operating Agreements/sources/Jeff Watson/Simplified OA Subfiles/Reassembled OA Check - 00 - Reassembled Verification - Simplified OA with Jeff Watson tracked edits.docx
@@ -12941,13 +12941,93 @@
         <w:widowControl w:val="0"/>
       </w:pPr>
     </w:p>
+    <w:p>
+      <w:pPr>
+        <w:sectPr>
+          <w:headerReference w:type="even" r:id="rId15"/>
+          <w:headerReference w:type="default" r:id="rId16"/>
+          <w:footerReference w:type="even" r:id="rId17"/>
+          <w:footerReference w:type="default" r:id="rId18"/>
+          <w:headerReference w:type="first" r:id="rId19"/>
+          <w:footerReference w:type="first" r:id="rId20"/>
+          <w:pgSz w:w="12240" w:h="15840"/>
+          <w:pgMar w:top="1440" w:right="1440" w:bottom="1440" w:left="1440" w:header="720" w:footer="720" w:gutter="0"/>
+          <w:cols w:space="720"/>
+          <w:docGrid w:linePitch="360"/>
+        </w:sectPr>
+      </w:pPr>
+    </w:p>
+    <w:p>
+      <w:r>
+        <w:rPr>
+          <w:b/>
+          <w:sz w:val="24"/>
+        </w:rPr>
+        <w:t>Drafting Legend</w:t>
+      </w:r>
+    </w:p>
+    <w:p>
+      <w:r>
+        <w:rPr>
+          <w:i/>
+          <w:sz w:val="18"/>
+        </w:rPr>
+        <w:t>This drafting legend is not part of the Operating Agreement. It is included for review and drafting use and may be omitted from print or final signing copies.</w:t>
+      </w:r>
+    </w:p>
+    <w:p>
+      <w:r>
+        <w:rPr>
+          <w:strike w:val="0"/>
+          <w:color w:val="000000"/>
+          <w:sz w:val="20"/>
+        </w:rPr>
+        <w:t>Black text reflects original source agreement language.</w:t>
+      </w:r>
+    </w:p>
+    <w:p>
+      <w:r>
+        <w:rPr>
+          <w:strike w:val="0"/>
+          <w:color w:val="0000FF"/>
+          <w:sz w:val="20"/>
+        </w:rPr>
+        <w:t>Blue text reflects Wes Browning simplified draft language.</w:t>
+      </w:r>
+    </w:p>
+    <w:p>
+      <w:r>
+        <w:rPr>
+          <w:strike w:val="0"/>
+          <w:color w:val="FF0000"/>
+          <w:sz w:val="20"/>
+        </w:rPr>
+        <w:t>Red text reflects Jeff Watson review edits or source redline edits.</w:t>
+      </w:r>
+    </w:p>
+    <w:p>
+      <w:r>
+        <w:rPr>
+          <w:strike w:val="0"/>
+          <w:color w:val="008000"/>
+          <w:sz w:val="20"/>
+        </w:rPr>
+        <w:t>Green text reflects current target-entity additions, replacements, or drafting changes made for this version.</w:t>
+      </w:r>
+    </w:p>
+    <w:p>
+      <w:r>
+        <w:rPr>
+          <w:strike/>
+          <w:color w:val="000000"/>
+          <w:sz w:val="20"/>
+        </w:rPr>
+        <w:t>Strikethrough text reflects source language proposed to be omitted or replaced in this draft.</w:t>
+      </w:r>
+    </w:p>
     <w:sectPr>
-      <w:headerReference w:type="even" r:id="rId15"/>
-      <w:headerReference w:type="default" r:id="rId16"/>
-      <w:footerReference w:type="even" r:id="rId17"/>
-      <w:footerReference w:type="default" r:id="rId18"/>
-      <w:headerReference w:type="first" r:id="rId19"/>
-      <w:footerReference w:type="first" r:id="rId20"/>
+      <w:headerReference w:type="default" r:id="rId24"/>
+      <w:footerReference w:type="default" r:id="rId25"/>
       <w:pgSz w:w="12240" w:h="15840"/>
       <w:pgMar w:top="1440" w:right="1440" w:bottom="1440" w:left="1440" w:header="720" w:footer="720" w:gutter="0"/>
       <w:cols w:space="720"/>
@@ -13101,6 +13181,16 @@
 </w:ftr>
 </file>
 
+<file path=word/footer4.xml><?xml version="1.0" encoding="utf-8"?>
+<w:ftr xmlns:m="http://schemas.openxmlformats.org/officeDocument/2006/math" xmlns:mc="http://schemas.openxmlformats.org/markup-compatibility/2006" xmlns:mo="http://schemas.microsoft.com/office/mac/office/2008/main" xmlns:mv="urn:schemas-microsoft-com:mac:vml" xmlns:o="urn:schemas-microsoft-com:office:office" xmlns:r="http://schemas.openxmlformats.org/officeDocument/2006/relationships" xmlns:v="urn:schemas-microsoft-com:vml" xmlns:w10="urn:schemas-microsoft-com:office:word" xmlns:w14="http://schemas.microsoft.com/office/word/2010/wordml" xmlns:w="http://schemas.openxmlformats.org/wordprocessingml/2006/main" xmlns:wne="http://schemas.microsoft.com/office/word/2006/wordml" xmlns:wp14="http://schemas.microsoft.com/office/word/2010/wordprocessingDrawing" xmlns:wp="http://schemas.openxmlformats.org/drawingml/2006/wordprocessingDrawing" xmlns:wpc="http://schemas.microsoft.com/office/word/2010/wordprocessingCanvas" xmlns:wpg="http://schemas.microsoft.com/office/word/2010/wordprocessingGroup" xmlns:wpi="http://schemas.microsoft.com/office/word/2010/wordprocessingInk" xmlns:wps="http://schemas.microsoft.com/office/word/2010/wordprocessingShape" mc:Ignorable="w14 wp14">
+  <w:p>
+    <w:pPr>
+      <w:pStyle w:val="Footer"/>
+    </w:pPr>
+  </w:p>
+</w:ftr>
+</file>
+
 <file path=word/footnotes.xml><?xml version="1.0" encoding="utf-8"?>
 <w:footnotes xmlns:wpc="http://schemas.microsoft.com/office/word/2010/wordprocessingCanvas" xmlns:cx="http://schemas.microsoft.com/office/drawing/2014/chartex" xmlns:cx1="http://schemas.microsoft.com/office/drawing/2015/9/8/chartex" xmlns:cx2="http://schemas.microsoft.com/office/drawing/2015/10/21/chartex" xmlns:cx3="http://schemas.microsoft.com/office/drawing/2016/5/9/chartex" xmlns:cx4="http://schemas.microsoft.com/office/drawing/2016/5/10/chartex" xmlns:cx5="http://schemas.microsoft.com/office/drawing/2016/5/11/chartex" xmlns:cx6="http://schemas.microsoft.com/office/drawing/2016/5/12/chartex" xmlns:cx7="http://schemas.microsoft.com/office/drawing/2016/5/13/chartex" xmlns:cx8="http://schemas.microsoft.com/office/drawing/2016/5/14/chartex" xmlns:mc="http://schemas.openxmlformats.org/markup-compatibility/2006" xmlns:aink="http://schemas.microsoft.com/office/drawing/2016/ink" xmlns:am3d="http://schemas.microsoft.com/office/drawing/2017/model3d" xmlns:o="urn:schemas-microsoft-com:office:office" xmlns:oel="http://schemas.microsoft.com/office/2019/extlst" xmlns:r="http://schemas.openxmlformats.org/officeDocument/2006/relationships" xmlns:m="http://schemas.openxmlformats.org/officeDocument/2006/math" xmlns:v="urn:schemas-microsoft-com:vml" xmlns:wp14="http://schemas.microsoft.com/office/word/2010/wordprocessingDrawing" xmlns:wp="http://schemas.openxmlformats.org/drawingml/2006/wordprocessingDrawing" xmlns:w10="urn:schemas-microsoft-com:office:word" xmlns:w="http://schemas.openxmlformats.org/wordprocessingml/2006/main" xmlns:w14="http://schemas.microsoft.com/office/word/2010/wordml" xmlns:w15="http://schemas.microsoft.com/office/word/2012/wordml" xmlns:w16cex="http://schemas.microsoft.com/office/word/2018/wordml/cex" xmlns:w16cid="http://schemas.microsoft.com/office/word/2016/wordml/cid" xmlns:w16="http://schemas.microsoft.com/office/word/2018/wordml" xmlns:w16du="http://schemas.microsoft.com/office/word/2023/wordml/word16du" xmlns:w16sdtdh="http://schemas.microsoft.com/office/word/2020/wordml/sdtdatahash" xmlns:w16sdtfl="http://schemas.microsoft.com/office/word/2024/wordml/sdtformatlock" xmlns:w16se="http://schemas.microsoft.com/office/word/2015/wordml/symex" xmlns:wpg="http://schemas.microsoft.com/office/word/2010/wordprocessingGroup" xmlns:wpi="http://schemas.microsoft.com/office/word/2010/wordprocessingInk" xmlns:wne="http://schemas.microsoft.com/office/word/2006/wordml" xmlns:wps="http://schemas.microsoft.com/office/word/2010/wordprocessingShape" mc:Ignorable="w14 w15 w16se w16cid w16 w16cex w16sdtdh w16sdtfl w16du wp14">
   <w:footnote w:type="separator" w:id="-1">
@@ -13155,6 +13245,16 @@
 
 <file path=word/header3.xml><?xml version="1.0" encoding="utf-8"?>
 <w:hdr xmlns:wpc="http://schemas.microsoft.com/office/word/2010/wordprocessingCanvas" xmlns:cx="http://schemas.microsoft.com/office/drawing/2014/chartex" xmlns:cx1="http://schemas.microsoft.com/office/drawing/2015/9/8/chartex" xmlns:cx2="http://schemas.microsoft.com/office/drawing/2015/10/21/chartex" xmlns:cx3="http://schemas.microsoft.com/office/drawing/2016/5/9/chartex" xmlns:cx4="http://schemas.microsoft.com/office/drawing/2016/5/10/chartex" xmlns:cx5="http://schemas.microsoft.com/office/drawing/2016/5/11/chartex" xmlns:cx6="http://schemas.microsoft.com/office/drawing/2016/5/12/chartex" xmlns:cx7="http://schemas.microsoft.com/office/drawing/2016/5/13/chartex" xmlns:cx8="http://schemas.microsoft.com/office/drawing/2016/5/14/chartex" xmlns:mc="http://schemas.openxmlformats.org/markup-compatibility/2006" xmlns:aink="http://schemas.microsoft.com/office/drawing/2016/ink" xmlns:am3d="http://schemas.microsoft.com/office/drawing/2017/model3d" xmlns:o="urn:schemas-microsoft-com:office:office" xmlns:oel="http://schemas.microsoft.com/office/2019/extlst" xmlns:r="http://schemas.openxmlformats.org/officeDocument/2006/relationships" xmlns:m="http://schemas.openxmlformats.org/officeDocument/2006/math" xmlns:v="urn:schemas-microsoft-com:vml" xmlns:wp14="http://schemas.microsoft.com/office/word/2010/wordprocessingDrawing" xmlns:wp="http://schemas.openxmlformats.org/drawingml/2006/wordprocessingDrawing" xmlns:w10="urn:schemas-microsoft-com:office:word" xmlns:w="http://schemas.openxmlformats.org/wordprocessingml/2006/main" xmlns:w14="http://schemas.microsoft.com/office/word/2010/wordml" xmlns:w15="http://schemas.microsoft.com/office/word/2012/wordml" xmlns:w16cex="http://schemas.microsoft.com/office/word/2018/wordml/cex" xmlns:w16cid="http://schemas.microsoft.com/office/word/2016/wordml/cid" xmlns:w16="http://schemas.microsoft.com/office/word/2018/wordml" xmlns:w16du="http://schemas.microsoft.com/office/word/2023/wordml/word16du" xmlns:w16sdtdh="http://schemas.microsoft.com/office/word/2020/wordml/sdtdatahash" xmlns:w16sdtfl="http://schemas.microsoft.com/office/word/2024/wordml/sdtformatlock" xmlns:w16se="http://schemas.microsoft.com/office/word/2015/wordml/symex" xmlns:wpg="http://schemas.microsoft.com/office/word/2010/wordprocessingGroup" xmlns:wpi="http://schemas.microsoft.com/office/word/2010/wordprocessingInk" xmlns:wne="http://schemas.microsoft.com/office/word/2006/wordml" xmlns:wps="http://schemas.microsoft.com/office/word/2010/wordprocessingShape" mc:Ignorable="w14 w15 w16se w16cid w16 w16cex w16sdtdh w16sdtfl w16du wp14">
+  <w:p>
+    <w:pPr>
+      <w:pStyle w:val="Header"/>
+    </w:pPr>
+  </w:p>
+</w:hdr>
+</file>
+
+<file path=word/header4.xml><?xml version="1.0" encoding="utf-8"?>
+<w:hdr xmlns:m="http://schemas.openxmlformats.org/officeDocument/2006/math" xmlns:mc="http://schemas.openxmlformats.org/markup-compatibility/2006" xmlns:mo="http://schemas.microsoft.com/office/mac/office/2008/main" xmlns:mv="urn:schemas-microsoft-com:mac:vml" xmlns:o="urn:schemas-microsoft-com:office:office" xmlns:r="http://schemas.openxmlformats.org/officeDocument/2006/relationships" xmlns:v="urn:schemas-microsoft-com:vml" xmlns:w10="urn:schemas-microsoft-com:office:word" xmlns:w14="http://schemas.microsoft.com/office/word/2010/wordml" xmlns:w="http://schemas.openxmlformats.org/wordprocessingml/2006/main" xmlns:wne="http://schemas.microsoft.com/office/word/2006/wordml" xmlns:wp14="http://schemas.microsoft.com/office/word/2010/wordprocessingDrawing" xmlns:wp="http://schemas.openxmlformats.org/drawingml/2006/wordprocessingDrawing" xmlns:wpc="http://schemas.microsoft.com/office/word/2010/wordprocessingCanvas" xmlns:wpg="http://schemas.microsoft.com/office/word/2010/wordprocessingGroup" xmlns:wpi="http://schemas.microsoft.com/office/word/2010/wordprocessingInk" xmlns:wps="http://schemas.microsoft.com/office/word/2010/wordprocessingShape" mc:Ignorable="w14 wp14">
   <w:p>
     <w:pPr>
       <w:pStyle w:val="Header"/>

--- a/Project Rooms/Operating Agreements/sources/Jeff Watson/Simplified OA Subfiles/Reassembled OA Check - 00 - Reassembled Verification - Simplified OA with Jeff Watson tracked edits.docx
+++ b/Project Rooms/Operating Agreements/sources/Jeff Watson/Simplified OA Subfiles/Reassembled OA Check - 00 - Reassembled Verification - Simplified OA with Jeff Watson tracked edits.docx
@@ -6358,7 +6358,7 @@
         <w:rPr>
           <w:color w:val="0070C0"/>
         </w:rPr>
-        <w:t xml:space="preserve">The Mangager </w:t>
+        <w:t xml:space="preserve">The Manager </w:t>
       </w:r>
       <w:r>
         <w:rPr>
@@ -25835,15 +25835,6 @@
 </file>
 
 <file path=customXml/item1.xml><?xml version="1.0" encoding="utf-8"?>
-<?mso-contentType ?>
-<FormTemplates xmlns="http://schemas.microsoft.com/sharepoint/v3/contenttype/forms">
-  <Display>DocumentLibraryForm</Display>
-  <Edit>DocumentLibraryForm</Edit>
-  <New>DocumentLibraryForm</New>
-</FormTemplates>
-</file>
-
-<file path=customXml/item2.xml><?xml version="1.0" encoding="utf-8"?>
 <ct:contentTypeSchema xmlns:ct="http://schemas.microsoft.com/office/2006/metadata/contentType" xmlns:ma="http://schemas.microsoft.com/office/2006/metadata/properties/metaAttributes" ct:_="" ma:_="" ma:contentTypeName="Document" ma:contentTypeID="0x010100DDC7FDB1C8256C4EA4678CC05D188078" ma:contentTypeVersion="20" ma:contentTypeDescription="Create a new document." ma:contentTypeScope="" ma:versionID="2a9650d830cc67299a1a440994d8139a">
   <xsd:schema xmlns:xsd="http://www.w3.org/2001/XMLSchema" xmlns:xs="http://www.w3.org/2001/XMLSchema" xmlns:p="http://schemas.microsoft.com/office/2006/metadata/properties" xmlns:ns2="ab9fedca-001d-4cc9-b244-d9c3be5a27d3" xmlns:ns3="42cc25d9-27fe-4f07-accb-ded05ec47eee" targetNamespace="http://schemas.microsoft.com/office/2006/metadata/properties" ma:root="true" ma:fieldsID="b7be75ccca685a650eabb79854d6018f" ns2:_="" ns3:_="">
     <xsd:import namespace="ab9fedca-001d-4cc9-b244-d9c3be5a27d3"/>
@@ -26110,11 +26101,16 @@
 </ct:contentTypeSchema>
 </file>
 
-<file path=customXml/item3.xml><?xml version="1.0" encoding="utf-8"?>
-<b:Sources xmlns:b="http://schemas.openxmlformats.org/officeDocument/2006/bibliography" xmlns="http://schemas.openxmlformats.org/officeDocument/2006/bibliography" SelectedStyle="/APA.XSL" StyleName="APA"/>
+<file path=customXml/item2.xml><?xml version="1.0" encoding="utf-8"?>
+<?mso-contentType ?>
+<FormTemplates xmlns="http://schemas.microsoft.com/sharepoint/v3/contenttype/forms">
+  <Display>DocumentLibraryForm</Display>
+  <Edit>DocumentLibraryForm</Edit>
+  <New>DocumentLibraryForm</New>
+</FormTemplates>
 </file>
 
-<file path=customXml/item4.xml><?xml version="1.0" encoding="utf-8"?>
+<file path=customXml/item3.xml><?xml version="1.0" encoding="utf-8"?>
 <p:properties xmlns:p="http://schemas.microsoft.com/office/2006/metadata/properties" xmlns:xsi="http://www.w3.org/2001/XMLSchema-instance" xmlns:pc="http://schemas.microsoft.com/office/infopath/2007/PartnerControls">
   <documentManagement>
     <TaxCatchAll xmlns="42cc25d9-27fe-4f07-accb-ded05ec47eee" xsi:nil="true"/>
@@ -26126,15 +26122,11 @@
 </p:properties>
 </file>
 
-<file path=customXml/itemProps1.xml><?xml version="1.0" encoding="utf-8"?>
-<ds:datastoreItem xmlns:ds="http://schemas.openxmlformats.org/officeDocument/2006/customXml" ds:itemID="{8FB87CE3-B469-4182-AEDE-9227E391BD91}">
-  <ds:schemaRefs>
-    <ds:schemaRef ds:uri="http://schemas.microsoft.com/sharepoint/v3/contenttype/forms"/>
-  </ds:schemaRefs>
-</ds:datastoreItem>
+<file path=customXml/item4.xml><?xml version="1.0" encoding="utf-8"?>
+<b:Sources xmlns:b="http://schemas.openxmlformats.org/officeDocument/2006/bibliography" xmlns="http://schemas.openxmlformats.org/officeDocument/2006/bibliography" SelectedStyle="/APA.XSL" StyleName="APA"/>
 </file>
 
-<file path=customXml/itemProps2.xml><?xml version="1.0" encoding="utf-8"?>
+<file path=customXml/itemProps1.xml><?xml version="1.0" encoding="utf-8"?>
 <ds:datastoreItem xmlns:ds="http://schemas.openxmlformats.org/officeDocument/2006/customXml" ds:itemID="{E1A392CF-E3E2-49C9-9EED-3BECD1E5A0F6}">
   <ds:schemaRefs>
     <ds:schemaRef ds:uri="http://schemas.microsoft.com/office/2006/metadata/contentType"/>
@@ -26153,15 +26145,15 @@
 </ds:datastoreItem>
 </file>
 
-<file path=customXml/itemProps3.xml><?xml version="1.0" encoding="utf-8"?>
-<ds:datastoreItem xmlns:ds="http://schemas.openxmlformats.org/officeDocument/2006/customXml" ds:itemID="{EF278816-EC6F-A645-907D-7F25AECB1D4A}">
+<file path=customXml/itemProps2.xml><?xml version="1.0" encoding="utf-8"?>
+<ds:datastoreItem xmlns:ds="http://schemas.openxmlformats.org/officeDocument/2006/customXml" ds:itemID="{8FB87CE3-B469-4182-AEDE-9227E391BD91}">
   <ds:schemaRefs>
-    <ds:schemaRef ds:uri="http://schemas.openxmlformats.org/officeDocument/2006/bibliography"/>
+    <ds:schemaRef ds:uri="http://schemas.microsoft.com/sharepoint/v3/contenttype/forms"/>
   </ds:schemaRefs>
 </ds:datastoreItem>
 </file>
 
-<file path=customXml/itemProps4.xml><?xml version="1.0" encoding="utf-8"?>
+<file path=customXml/itemProps3.xml><?xml version="1.0" encoding="utf-8"?>
 <ds:datastoreItem xmlns:ds="http://schemas.openxmlformats.org/officeDocument/2006/customXml" ds:itemID="{7B319A58-F8E2-4C19-94CA-2C6944BB395B}">
   <ds:schemaRefs>
     <ds:schemaRef ds:uri="http://schemas.microsoft.com/office/2006/metadata/properties"/>
@@ -26170,4 +26162,12 @@
     <ds:schemaRef ds:uri="ab9fedca-001d-4cc9-b244-d9c3be5a27d3"/>
   </ds:schemaRefs>
 </ds:datastoreItem>
+</file>
+
+<file path=customXml/itemProps4.xml><?xml version="1.0" encoding="utf-8"?>
+<ds:datastoreItem xmlns:ds="http://schemas.openxmlformats.org/officeDocument/2006/customXml" ds:itemID="{EF278816-EC6F-A645-907D-7F25AECB1D4A}">
+  <ds:schemaRefs>
+    <ds:schemaRef ds:uri="http://schemas.openxmlformats.org/officeDocument/2006/bibliography"/>
+  </ds:schemaRefs>
+</ds:datastoreItem>
 </file>